--- a/ppt/ProLife_Global_A5_Catalog_EN_TC.docx
+++ b/ppt/ProLife_Global_A5_Catalog_EN_TC.docx
@@ -1480,7 +1480,7 @@
       </w:r>
     </w:p>
     <w:sectPr>
-      <w:pgSz w:w="8352" w:h="11952"/>
+      <w:pgSz w:w="11906" w:h="16838" w:code="9"/>
       <w:pgMar w:top="1440" w:right="1800" w:bottom="1440" w:left="1800" w:header="720" w:footer="720" w:gutter="0"/>
       <w:cols w:space="720"/>
       <w:docGrid w:linePitch="360"/>
